--- a/eng/docx/002.content.docx
+++ b/eng/docx/002.content.docx
@@ -369,7 +369,19 @@
         <w:rPr>
           <w:lang w:val="en_US" w:bidi="en_US"/>
         </w:rPr>
-        <w:t>(Translation suggestions: How to Translate Names)</w:t>
+        <w:t xml:space="preserve">(Translation suggestions: </w:t>
+      </w:r>
+      <w:r>
+        <w:rPr>
+          <w:lang w:val="en_US" w:bidi="en_US"/>
+        </w:rPr>
+        <w:t>How to Translate Names</w:t>
+      </w:r>
+      <w:r>
+        <w:rPr>
+          <w:lang w:val="en_US" w:bidi="en_US"/>
+        </w:rPr>
+        <w:t>)</w:t>
       </w:r>
       <w:r>
         <w:rPr>
@@ -1115,7 +1127,19 @@
         <w:rPr>
           <w:lang w:val="en_US" w:bidi="en_US"/>
         </w:rPr>
-        <w:t>(Translation suggestions: Translate Names)</w:t>
+        <w:t xml:space="preserve">(Translation suggestions: </w:t>
+      </w:r>
+      <w:r>
+        <w:rPr>
+          <w:lang w:val="en_US" w:bidi="en_US"/>
+        </w:rPr>
+        <w:t>Translate Names</w:t>
+      </w:r>
+      <w:r>
+        <w:rPr>
+          <w:lang w:val="en_US" w:bidi="en_US"/>
+        </w:rPr>
+        <w:t>)</w:t>
       </w:r>
       <w:r>
         <w:rPr>
@@ -1487,7 +1511,19 @@
         <w:rPr>
           <w:lang w:val="en_US" w:bidi="en_US"/>
         </w:rPr>
-        <w:t>(Translation suggestions: How to Translate Names)</w:t>
+        <w:t xml:space="preserve">(Translation suggestions: </w:t>
+      </w:r>
+      <w:r>
+        <w:rPr>
+          <w:lang w:val="en_US" w:bidi="en_US"/>
+        </w:rPr>
+        <w:t>How to Translate Names</w:t>
+      </w:r>
+      <w:r>
+        <w:rPr>
+          <w:lang w:val="en_US" w:bidi="en_US"/>
+        </w:rPr>
+        <w:t>)</w:t>
       </w:r>
       <w:r>
         <w:rPr>
@@ -1824,7 +1860,19 @@
         <w:rPr>
           <w:lang w:val="en_US" w:bidi="en_US"/>
         </w:rPr>
-        <w:t>Part of this region was called “Chaldea” and the people living there were the “Chaldeans.” As a result, the term “Chaldea” was often used to refer to Babylonia. (See: synecdoche)</w:t>
+        <w:t xml:space="preserve">Part of this region was called “Chaldea” and the people living there were the “Chaldeans.” As a result, the term “Chaldea” was often used to refer to Babylonia. (See: </w:t>
+      </w:r>
+      <w:r>
+        <w:rPr>
+          <w:lang w:val="en_US" w:bidi="en_US"/>
+        </w:rPr>
+        <w:t>synecdoche</w:t>
+      </w:r>
+      <w:r>
+        <w:rPr>
+          <w:lang w:val="en_US" w:bidi="en_US"/>
+        </w:rPr>
+        <w:t>)</w:t>
       </w:r>
       <w:r>
         <w:rPr>
@@ -2564,7 +2612,19 @@
         <w:rPr>
           <w:lang w:val="en_US" w:bidi="en_US"/>
         </w:rPr>
-        <w:t>(Translation suggestions: Translate Names)</w:t>
+        <w:t xml:space="preserve">(Translation suggestions: </w:t>
+      </w:r>
+      <w:r>
+        <w:rPr>
+          <w:lang w:val="en_US" w:bidi="en_US"/>
+        </w:rPr>
+        <w:t>Translate Names</w:t>
+      </w:r>
+      <w:r>
+        <w:rPr>
+          <w:lang w:val="en_US" w:bidi="en_US"/>
+        </w:rPr>
+        <w:t>)</w:t>
       </w:r>
       <w:r>
         <w:rPr>
@@ -3392,7 +3452,19 @@
         <w:rPr>
           <w:lang w:val="en_US" w:bidi="en_US"/>
         </w:rPr>
-        <w:t>(See also: How to Translate Unknowns)</w:t>
+        <w:t xml:space="preserve">(See also: </w:t>
+      </w:r>
+      <w:r>
+        <w:rPr>
+          <w:lang w:val="en_US" w:bidi="en_US"/>
+        </w:rPr>
+        <w:t>How to Translate Unknowns</w:t>
+      </w:r>
+      <w:r>
+        <w:rPr>
+          <w:lang w:val="en_US" w:bidi="en_US"/>
+        </w:rPr>
+        <w:t>)</w:t>
       </w:r>
       <w:r>
         <w:rPr>
@@ -4284,7 +4356,19 @@
         <w:rPr>
           <w:lang w:val="en_US" w:bidi="en_US"/>
         </w:rPr>
-        <w:t>(Translation suggestions: How to Translate Names)</w:t>
+        <w:t xml:space="preserve">(Translation suggestions: </w:t>
+      </w:r>
+      <w:r>
+        <w:rPr>
+          <w:lang w:val="en_US" w:bidi="en_US"/>
+        </w:rPr>
+        <w:t>How to Translate Names</w:t>
+      </w:r>
+      <w:r>
+        <w:rPr>
+          <w:lang w:val="en_US" w:bidi="en_US"/>
+        </w:rPr>
+        <w:t>)</w:t>
       </w:r>
       <w:r>
         <w:rPr>
@@ -4702,7 +4786,19 @@
         <w:rPr>
           <w:lang w:val="en_US" w:bidi="en_US"/>
         </w:rPr>
-        <w:t>(See also: How to Translate Unknowns)</w:t>
+        <w:t xml:space="preserve">(See also: </w:t>
+      </w:r>
+      <w:r>
+        <w:rPr>
+          <w:lang w:val="en_US" w:bidi="en_US"/>
+        </w:rPr>
+        <w:t>How to Translate Unknowns</w:t>
+      </w:r>
+      <w:r>
+        <w:rPr>
+          <w:lang w:val="en_US" w:bidi="en_US"/>
+        </w:rPr>
+        <w:t>)</w:t>
       </w:r>
       <w:r>
         <w:rPr>
@@ -5132,7 +5228,19 @@
         <w:rPr>
           <w:lang w:val="en_US" w:bidi="en_US"/>
         </w:rPr>
-        <w:t>(Translation suggestions: How to Translate Names)</w:t>
+        <w:t xml:space="preserve">(Translation suggestions: </w:t>
+      </w:r>
+      <w:r>
+        <w:rPr>
+          <w:lang w:val="en_US" w:bidi="en_US"/>
+        </w:rPr>
+        <w:t>How to Translate Names</w:t>
+      </w:r>
+      <w:r>
+        <w:rPr>
+          <w:lang w:val="en_US" w:bidi="en_US"/>
+        </w:rPr>
+        <w:t>)</w:t>
       </w:r>
       <w:r>
         <w:rPr>
@@ -6136,7 +6244,19 @@
         <w:rPr>
           <w:lang w:val="en_US" w:bidi="en_US"/>
         </w:rPr>
-        <w:t>(Translation suggestions: How to Translate Names)</w:t>
+        <w:t xml:space="preserve">(Translation suggestions: </w:t>
+      </w:r>
+      <w:r>
+        <w:rPr>
+          <w:lang w:val="en_US" w:bidi="en_US"/>
+        </w:rPr>
+        <w:t>How to Translate Names</w:t>
+      </w:r>
+      <w:r>
+        <w:rPr>
+          <w:lang w:val="en_US" w:bidi="en_US"/>
+        </w:rPr>
+        <w:t>)</w:t>
       </w:r>
       <w:r>
         <w:rPr>
@@ -6533,7 +6653,19 @@
         <w:rPr>
           <w:lang w:val="en_US" w:bidi="en_US"/>
         </w:rPr>
-        <w:t>(Translation suggestions: How to Translate Names)</w:t>
+        <w:t xml:space="preserve">(Translation suggestions: </w:t>
+      </w:r>
+      <w:r>
+        <w:rPr>
+          <w:lang w:val="en_US" w:bidi="en_US"/>
+        </w:rPr>
+        <w:t>How to Translate Names</w:t>
+      </w:r>
+      <w:r>
+        <w:rPr>
+          <w:lang w:val="en_US" w:bidi="en_US"/>
+        </w:rPr>
+        <w:t>)</w:t>
       </w:r>
       <w:r>
         <w:rPr>
@@ -6964,7 +7096,19 @@
         <w:rPr>
           <w:lang w:val="en_US" w:bidi="en_US"/>
         </w:rPr>
-        <w:t>(Translation suggestions: How to Translate Names)</w:t>
+        <w:t xml:space="preserve">(Translation suggestions: </w:t>
+      </w:r>
+      <w:r>
+        <w:rPr>
+          <w:lang w:val="en_US" w:bidi="en_US"/>
+        </w:rPr>
+        <w:t>How to Translate Names</w:t>
+      </w:r>
+      <w:r>
+        <w:rPr>
+          <w:lang w:val="en_US" w:bidi="en_US"/>
+        </w:rPr>
+        <w:t>)</w:t>
       </w:r>
       <w:r>
         <w:rPr>
@@ -7406,7 +7550,19 @@
         <w:rPr>
           <w:lang w:val="en_US" w:bidi="en_US"/>
         </w:rPr>
-        <w:t>(Translation suggestions: How to Translate Names)</w:t>
+        <w:t xml:space="preserve">(Translation suggestions: </w:t>
+      </w:r>
+      <w:r>
+        <w:rPr>
+          <w:lang w:val="en_US" w:bidi="en_US"/>
+        </w:rPr>
+        <w:t>How to Translate Names</w:t>
+      </w:r>
+      <w:r>
+        <w:rPr>
+          <w:lang w:val="en_US" w:bidi="en_US"/>
+        </w:rPr>
+        <w:t>)</w:t>
       </w:r>
       <w:r>
         <w:rPr>
@@ -9260,7 +9416,19 @@
         <w:rPr>
           <w:lang w:val="en_US" w:bidi="en_US"/>
         </w:rPr>
-        <w:t>The Old Testament book of Daniel and the New Testament book of Revelation describe visions which have beasts that represent evil powers and authorities that oppose God. (See: Metaphor)</w:t>
+        <w:t xml:space="preserve">The Old Testament book of Daniel and the New Testament book of Revelation describe visions which have beasts that represent evil powers and authorities that oppose God. (See: </w:t>
+      </w:r>
+      <w:r>
+        <w:rPr>
+          <w:lang w:val="en_US" w:bidi="en_US"/>
+        </w:rPr>
+        <w:t>Metaphor</w:t>
+      </w:r>
+      <w:r>
+        <w:rPr>
+          <w:lang w:val="en_US" w:bidi="en_US"/>
+        </w:rPr>
+        <w:t>)</w:t>
       </w:r>
       <w:r>
         <w:rPr>
@@ -9765,7 +9933,19 @@
         <w:rPr>
           <w:lang w:val="en_US" w:bidi="en_US"/>
         </w:rPr>
-        <w:t>(Translation suggestions: How to Translate Names)</w:t>
+        <w:t xml:space="preserve">(Translation suggestions: </w:t>
+      </w:r>
+      <w:r>
+        <w:rPr>
+          <w:lang w:val="en_US" w:bidi="en_US"/>
+        </w:rPr>
+        <w:t>How to Translate Names</w:t>
+      </w:r>
+      <w:r>
+        <w:rPr>
+          <w:lang w:val="en_US" w:bidi="en_US"/>
+        </w:rPr>
+        <w:t>)</w:t>
       </w:r>
       <w:r>
         <w:rPr>
@@ -10126,7 +10306,19 @@
         <w:rPr>
           <w:lang w:val="en_US" w:bidi="en_US"/>
         </w:rPr>
-        <w:t>(Translation suggestions: How to Translate Names)</w:t>
+        <w:t xml:space="preserve">(Translation suggestions: </w:t>
+      </w:r>
+      <w:r>
+        <w:rPr>
+          <w:lang w:val="en_US" w:bidi="en_US"/>
+        </w:rPr>
+        <w:t>How to Translate Names</w:t>
+      </w:r>
+      <w:r>
+        <w:rPr>
+          <w:lang w:val="en_US" w:bidi="en_US"/>
+        </w:rPr>
+        <w:t>)</w:t>
       </w:r>
       <w:r>
         <w:rPr>
@@ -14351,7 +14543,19 @@
         <w:rPr>
           <w:lang w:val="en_US" w:bidi="en_US"/>
         </w:rPr>
-        <w:t>(Translation suggestions: How to Translate Names)</w:t>
+        <w:t xml:space="preserve">(Translation suggestions: </w:t>
+      </w:r>
+      <w:r>
+        <w:rPr>
+          <w:lang w:val="en_US" w:bidi="en_US"/>
+        </w:rPr>
+        <w:t>How to Translate Names</w:t>
+      </w:r>
+      <w:r>
+        <w:rPr>
+          <w:lang w:val="en_US" w:bidi="en_US"/>
+        </w:rPr>
+        <w:t>)</w:t>
       </w:r>
       <w:r>
         <w:rPr>
@@ -14781,7 +14985,19 @@
         <w:rPr>
           <w:lang w:val="en_US" w:bidi="en_US"/>
         </w:rPr>
-        <w:t>(Translation suggestions: How to Translate Names)</w:t>
+        <w:t xml:space="preserve">(Translation suggestions: </w:t>
+      </w:r>
+      <w:r>
+        <w:rPr>
+          <w:lang w:val="en_US" w:bidi="en_US"/>
+        </w:rPr>
+        <w:t>How to Translate Names</w:t>
+      </w:r>
+      <w:r>
+        <w:rPr>
+          <w:lang w:val="en_US" w:bidi="en_US"/>
+        </w:rPr>
+        <w:t>)</w:t>
       </w:r>
       <w:r>
         <w:rPr>
@@ -15154,7 +15370,19 @@
         <w:rPr>
           <w:lang w:val="en_US" w:bidi="en_US"/>
         </w:rPr>
-        <w:t>(Translation suggestions: Translate Names)</w:t>
+        <w:t xml:space="preserve">(Translation suggestions: </w:t>
+      </w:r>
+      <w:r>
+        <w:rPr>
+          <w:lang w:val="en_US" w:bidi="en_US"/>
+        </w:rPr>
+        <w:t>Translate Names</w:t>
+      </w:r>
+      <w:r>
+        <w:rPr>
+          <w:lang w:val="en_US" w:bidi="en_US"/>
+        </w:rPr>
+        <w:t>)</w:t>
       </w:r>
       <w:r>
         <w:rPr>
@@ -15574,7 +15802,19 @@
         <w:rPr>
           <w:lang w:val="en_US" w:bidi="en_US"/>
         </w:rPr>
-        <w:t>(Translation suggestions: How to Translate Names)</w:t>
+        <w:t xml:space="preserve">(Translation suggestions: </w:t>
+      </w:r>
+      <w:r>
+        <w:rPr>
+          <w:lang w:val="en_US" w:bidi="en_US"/>
+        </w:rPr>
+        <w:t>How to Translate Names</w:t>
+      </w:r>
+      <w:r>
+        <w:rPr>
+          <w:lang w:val="en_US" w:bidi="en_US"/>
+        </w:rPr>
+        <w:t>)</w:t>
       </w:r>
       <w:r>
         <w:rPr>
@@ -16040,7 +16280,19 @@
         <w:rPr>
           <w:lang w:val="en_US" w:bidi="en_US"/>
         </w:rPr>
-        <w:t>(Translation suggestions: How to Translate Names)</w:t>
+        <w:t xml:space="preserve">(Translation suggestions: </w:t>
+      </w:r>
+      <w:r>
+        <w:rPr>
+          <w:lang w:val="en_US" w:bidi="en_US"/>
+        </w:rPr>
+        <w:t>How to Translate Names</w:t>
+      </w:r>
+      <w:r>
+        <w:rPr>
+          <w:lang w:val="en_US" w:bidi="en_US"/>
+        </w:rPr>
+        <w:t>)</w:t>
       </w:r>
       <w:r>
         <w:rPr>
@@ -17081,7 +17333,19 @@
         <w:rPr>
           <w:lang w:val="en_US" w:bidi="en_US"/>
         </w:rPr>
-        <w:t>(Translation suggestions: How to Translate Names)</w:t>
+        <w:t xml:space="preserve">(Translation suggestions: </w:t>
+      </w:r>
+      <w:r>
+        <w:rPr>
+          <w:lang w:val="en_US" w:bidi="en_US"/>
+        </w:rPr>
+        <w:t>How to Translate Names</w:t>
+      </w:r>
+      <w:r>
+        <w:rPr>
+          <w:lang w:val="en_US" w:bidi="en_US"/>
+        </w:rPr>
+        <w:t>)</w:t>
       </w:r>
       <w:r>
         <w:rPr>
@@ -18211,7 +18475,19 @@
         <w:rPr>
           <w:lang w:val="en_US" w:bidi="en_US"/>
         </w:rPr>
-        <w:t>(Translation suggestions: How to Translate Names)</w:t>
+        <w:t xml:space="preserve">(Translation suggestions: </w:t>
+      </w:r>
+      <w:r>
+        <w:rPr>
+          <w:lang w:val="en_US" w:bidi="en_US"/>
+        </w:rPr>
+        <w:t>How to Translate Names</w:t>
+      </w:r>
+      <w:r>
+        <w:rPr>
+          <w:lang w:val="en_US" w:bidi="en_US"/>
+        </w:rPr>
+        <w:t>)</w:t>
       </w:r>
       <w:r>
         <w:rPr>
@@ -22963,7 +23239,19 @@
         <w:rPr>
           <w:lang w:val="en_US" w:bidi="en_US"/>
         </w:rPr>
-        <w:t>(Translation suggestions: How to Translate Names)</w:t>
+        <w:t xml:space="preserve">(Translation suggestions: </w:t>
+      </w:r>
+      <w:r>
+        <w:rPr>
+          <w:lang w:val="en_US" w:bidi="en_US"/>
+        </w:rPr>
+        <w:t>How to Translate Names</w:t>
+      </w:r>
+      <w:r>
+        <w:rPr>
+          <w:lang w:val="en_US" w:bidi="en_US"/>
+        </w:rPr>
+        <w:t>)</w:t>
       </w:r>
       <w:r>
         <w:rPr>
@@ -25205,7 +25493,19 @@
         <w:rPr>
           <w:lang w:val="en_US" w:bidi="en_US"/>
         </w:rPr>
-        <w:t>Since bread was the main food for many people in biblical times, this term is also used in the Bible to refer to food in general. (See: Synecdoche) Many times the term “bread” can be translated more generally as “food.”</w:t>
+        <w:t xml:space="preserve">Since bread was the main food for many people in biblical times, this term is also used in the Bible to refer to food in general. (See: </w:t>
+      </w:r>
+      <w:r>
+        <w:rPr>
+          <w:lang w:val="en_US" w:bidi="en_US"/>
+        </w:rPr>
+        <w:t>Synecdoche</w:t>
+      </w:r>
+      <w:r>
+        <w:rPr>
+          <w:lang w:val="en_US" w:bidi="en_US"/>
+        </w:rPr>
+        <w:t>) Many times the term “bread” can be translated more generally as “food.”</w:t>
       </w:r>
       <w:r>
         <w:rPr>
@@ -27273,7 +27573,19 @@
         <w:rPr>
           <w:lang w:val="en_US" w:bidi="en_US"/>
         </w:rPr>
-        <w:t>(See also: How to Translate Unknowns)</w:t>
+        <w:t xml:space="preserve">(See also: </w:t>
+      </w:r>
+      <w:r>
+        <w:rPr>
+          <w:lang w:val="en_US" w:bidi="en_US"/>
+        </w:rPr>
+        <w:t>How to Translate Unknowns</w:t>
+      </w:r>
+      <w:r>
+        <w:rPr>
+          <w:lang w:val="en_US" w:bidi="en_US"/>
+        </w:rPr>
+        <w:t>)</w:t>
       </w:r>
       <w:r>
         <w:rPr>
